--- a/tables/table_network_structure_vertical.docx
+++ b/tables/table_network_structure_vertical.docx
@@ -199,7 +199,7 @@
                 <w:rFonts w:ascii="Calibri" w:hAnsi="Calibri"/>
                 <w:sz w:val="20"/>
               </w:rPr>
-              <w:t xml:space="default">Pooled</w:t>
+              <w:t xml:space="default">2025 - full</w:t>
             </w:r>
           </w:p>
         </w:tc>
@@ -276,7 +276,7 @@
                 <w:rFonts w:ascii="Calibri" w:hAnsi="Calibri"/>
                 <w:sz w:val="20"/>
               </w:rPr>
-              <w:t xml:space="default">16,591</w:t>
+              <w:t xml:space="default">15,630</w:t>
             </w:r>
           </w:p>
         </w:tc>
@@ -348,7 +348,7 @@
                 <w:rFonts w:ascii="Calibri" w:hAnsi="Calibri"/>
                 <w:sz w:val="20"/>
               </w:rPr>
-              <w:t xml:space="default">26,656</w:t>
+              <w:t xml:space="default">20,900</w:t>
             </w:r>
           </w:p>
         </w:tc>
@@ -497,7 +497,7 @@
                 <w:rFonts w:ascii="Calibri" w:hAnsi="Calibri"/>
                 <w:sz w:val="20"/>
               </w:rPr>
-              <w:t xml:space="default">24</w:t>
+              <w:t xml:space="default">20</w:t>
             </w:r>
           </w:p>
         </w:tc>
@@ -646,7 +646,7 @@
                 <w:rFonts w:ascii="Calibri" w:hAnsi="Calibri"/>
                 <w:sz w:val="20"/>
               </w:rPr>
-              <w:t xml:space="default">112</w:t>
+              <w:t xml:space="default">87</w:t>
             </w:r>
           </w:p>
         </w:tc>
@@ -795,7 +795,7 @@
                 <w:rFonts w:ascii="Calibri" w:hAnsi="Calibri"/>
                 <w:sz w:val="20"/>
               </w:rPr>
-              <w:t xml:space="default">0.406</w:t>
+              <w:t xml:space="default">0.458</w:t>
             </w:r>
           </w:p>
         </w:tc>
@@ -944,7 +944,7 @@
                 <w:rFonts w:ascii="Calibri" w:hAnsi="Calibri"/>
                 <w:sz w:val="20"/>
               </w:rPr>
-              <w:t xml:space="default">9.33</w:t>
+              <w:t xml:space="default">8.70</w:t>
             </w:r>
           </w:p>
         </w:tc>
@@ -1093,7 +1093,7 @@
                 <w:rFonts w:ascii="Calibri" w:hAnsi="Calibri"/>
                 <w:sz w:val="20"/>
               </w:rPr>
-              <w:t xml:space="default">0.069</w:t>
+              <w:t xml:space="default">0.138</w:t>
             </w:r>
           </w:p>
         </w:tc>
@@ -1242,7 +1242,7 @@
                 <w:rFonts w:ascii="Calibri" w:hAnsi="Calibri"/>
                 <w:sz w:val="20"/>
               </w:rPr>
-              <w:t xml:space="default">0.630</w:t>
+              <w:t xml:space="default">0.846</w:t>
             </w:r>
           </w:p>
         </w:tc>
@@ -1391,7 +1391,7 @@
                 <w:rFonts w:ascii="Calibri" w:hAnsi="Calibri"/>
                 <w:sz w:val="20"/>
               </w:rPr>
-              <w:t xml:space="default">0.574</w:t>
+              <w:t xml:space="default">0.802</w:t>
             </w:r>
           </w:p>
         </w:tc>
@@ -1540,7 +1540,7 @@
                 <w:rFonts w:ascii="Calibri" w:hAnsi="Calibri"/>
                 <w:sz w:val="20"/>
               </w:rPr>
-              <w:t xml:space="default">40.3</w:t>
+              <w:t xml:space="default">22.1</w:t>
             </w:r>
           </w:p>
         </w:tc>
@@ -1689,7 +1689,7 @@
                 <w:rFonts w:ascii="Calibri" w:hAnsi="Calibri"/>
                 <w:sz w:val="20"/>
               </w:rPr>
-              <w:t xml:space="default">88.2</w:t>
+              <w:t xml:space="default">54.3</w:t>
             </w:r>
           </w:p>
         </w:tc>
@@ -1838,7 +1838,7 @@
                 <w:rFonts w:ascii="Calibri" w:hAnsi="Calibri"/>
                 <w:sz w:val="20"/>
               </w:rPr>
-              <w:t xml:space="default">0.513</w:t>
+              <w:t xml:space="default">0.862</w:t>
             </w:r>
           </w:p>
         </w:tc>
@@ -1987,7 +1987,7 @@
                 <w:rFonts w:ascii="Calibri" w:hAnsi="Calibri"/>
                 <w:sz w:val="20"/>
               </w:rPr>
-              <w:t xml:space="default">3</w:t>
+              <w:t xml:space="default">2</w:t>
             </w:r>
           </w:p>
         </w:tc>
@@ -2136,7 +2136,7 @@
                 <w:rFonts w:ascii="Calibri" w:hAnsi="Calibri"/>
                 <w:sz w:val="20"/>
               </w:rPr>
-              <w:t xml:space="default">3</w:t>
+              <w:t xml:space="default">2</w:t>
             </w:r>
           </w:p>
         </w:tc>
@@ -2285,7 +2285,7 @@
                 <w:rFonts w:ascii="Calibri" w:hAnsi="Calibri"/>
                 <w:sz w:val="20"/>
               </w:rPr>
-              <w:t xml:space="default">3</w:t>
+              <w:t xml:space="default">2</w:t>
             </w:r>
           </w:p>
         </w:tc>
